--- a/docx-template/SpecificationDocument.docx
+++ b/docx-template/SpecificationDocument.docx
@@ -1445,11 +1445,11 @@
                 <w:rFonts w:ascii="標楷體" w:hAnsi="標楷體"/>
               </w:rPr>
             </w:pPr>
-            <w:bookmarkStart w:id="1" w:name="目的"/>
+            <w:bookmarkStart w:id="0" w:name="目的"/>
           </w:p>
         </w:tc>
       </w:tr>
-      <w:bookmarkEnd w:id="1"/>
+      <w:bookmarkEnd w:id="0"/>
     </w:tbl>
     <w:p>
       <w:pPr>
@@ -1535,17 +1535,16 @@
             <w:ind w:rightChars="330" w:right="792"/>
             <w:rPr>
               <w:rFonts w:cs="Arial"/>
+              <w:color w:val="767171" w:themeColor="background2" w:themeShade="80"/>
             </w:rPr>
           </w:pPr>
-          <w:bookmarkStart w:id="0" w:name="_GoBack"/>
           <w:r>
             <w:rPr>
               <w:rFonts w:cs="Arial" w:hint="eastAsia"/>
-              <w:color w:val="FFFFFF" w:themeColor="background1"/>
+              <w:color w:val="767171" w:themeColor="background2" w:themeShade="80"/>
             </w:rPr>
             <w:t>DOC_KEY</w:t>
           </w:r>
-          <w:bookmarkEnd w:id="0"/>
         </w:p>
       </w:tc>
       <w:tc>
@@ -1564,7 +1563,31 @@
             <w:rPr>
               <w:rFonts w:cs="Arial"/>
             </w:rPr>
-            <w:t>FM-R-MF-AZ-052 Rev7.0</w:t>
+            <w:t>FM-R-MF-AZ-</w:t>
+          </w:r>
+          <w:r>
+            <w:rPr>
+              <w:rFonts w:cs="Arial" w:hint="eastAsia"/>
+            </w:rPr>
+            <w:t>133</w:t>
+          </w:r>
+          <w:r>
+            <w:rPr>
+              <w:rFonts w:cs="Arial"/>
+            </w:rPr>
+            <w:t xml:space="preserve"> Rev</w:t>
+          </w:r>
+          <w:r>
+            <w:rPr>
+              <w:rFonts w:cs="Arial" w:hint="eastAsia"/>
+            </w:rPr>
+            <w:t>8</w:t>
+          </w:r>
+          <w:r>
+            <w:rPr>
+              <w:rFonts w:cs="Arial"/>
+            </w:rPr>
+            <w:t>.0</w:t>
           </w:r>
         </w:p>
       </w:tc>
@@ -1711,7 +1734,7 @@
       </w:trPr>
       <w:tc>
         <w:tcPr>
-          <w:tcW w:w="5513" w:type="dxa"/>
+          <w:tcW w:w="5556" w:type="dxa"/>
           <w:gridSpan w:val="3"/>
           <w:vMerge w:val="restart"/>
           <w:tcBorders>
@@ -1726,21 +1749,25 @@
           <w:pPr>
             <w:spacing w:line="240" w:lineRule="atLeast"/>
             <w:jc w:val="center"/>
+            <w:rPr>
+              <w:rFonts w:ascii="標楷體" w:hAnsi="標楷體"/>
+              <w:sz w:val="56"/>
+              <w:szCs w:val="56"/>
+            </w:rPr>
           </w:pPr>
           <w:r>
             <w:rPr>
-              <w:rFonts w:ascii="標楷體" w:hint="eastAsia"/>
-              <w:kern w:val="0"/>
+              <w:rFonts w:ascii="標楷體" w:hAnsi="標楷體" w:cs="Arial"/>
               <w:sz w:val="56"/>
               <w:szCs w:val="56"/>
             </w:rPr>
-            <w:t>TITLE</w:t>
+            <w:t>製 造 式 樣 書</w:t>
           </w:r>
         </w:p>
       </w:tc>
       <w:tc>
         <w:tcPr>
-          <w:tcW w:w="1545" w:type="dxa"/>
+          <w:tcW w:w="1557" w:type="dxa"/>
           <w:gridSpan w:val="2"/>
           <w:tcBorders>
             <w:top w:val="single" w:sz="18" w:space="0" w:color="auto"/>
@@ -1768,7 +1795,7 @@
       </w:tc>
       <w:tc>
         <w:tcPr>
-          <w:tcW w:w="2166" w:type="dxa"/>
+          <w:tcW w:w="2183" w:type="dxa"/>
           <w:gridSpan w:val="3"/>
           <w:tcBorders>
             <w:top w:val="single" w:sz="18" w:space="0" w:color="auto"/>
@@ -1793,7 +1820,7 @@
       </w:tc>
       <w:tc>
         <w:tcPr>
-          <w:tcW w:w="930" w:type="dxa"/>
+          <w:tcW w:w="937" w:type="dxa"/>
           <w:gridSpan w:val="2"/>
           <w:tcBorders>
             <w:top w:val="single" w:sz="18" w:space="0" w:color="auto"/>
@@ -1823,7 +1850,7 @@
       </w:tc>
       <w:tc>
         <w:tcPr>
-          <w:tcW w:w="930" w:type="dxa"/>
+          <w:tcW w:w="937" w:type="dxa"/>
           <w:tcBorders>
             <w:top w:val="single" w:sz="18" w:space="0" w:color="auto"/>
             <w:left w:val="single" w:sz="2" w:space="0" w:color="auto"/>
@@ -1859,7 +1886,7 @@
       </w:trPr>
       <w:tc>
         <w:tcPr>
-          <w:tcW w:w="5513" w:type="dxa"/>
+          <w:tcW w:w="5556" w:type="dxa"/>
           <w:gridSpan w:val="3"/>
           <w:vMerge/>
           <w:tcBorders>
@@ -1877,7 +1904,7 @@
       </w:tc>
       <w:tc>
         <w:tcPr>
-          <w:tcW w:w="1545" w:type="dxa"/>
+          <w:tcW w:w="1557" w:type="dxa"/>
           <w:gridSpan w:val="2"/>
           <w:tcBorders>
             <w:top w:val="single" w:sz="2" w:space="0" w:color="auto"/>
@@ -1905,7 +1932,7 @@
       </w:tc>
       <w:tc>
         <w:tcPr>
-          <w:tcW w:w="2166" w:type="dxa"/>
+          <w:tcW w:w="2183" w:type="dxa"/>
           <w:gridSpan w:val="3"/>
           <w:tcBorders>
             <w:top w:val="single" w:sz="2" w:space="0" w:color="auto"/>
@@ -1930,7 +1957,7 @@
       </w:tc>
       <w:tc>
         <w:tcPr>
-          <w:tcW w:w="930" w:type="dxa"/>
+          <w:tcW w:w="937" w:type="dxa"/>
           <w:gridSpan w:val="2"/>
           <w:tcBorders>
             <w:top w:val="single" w:sz="2" w:space="0" w:color="auto"/>
@@ -1955,7 +1982,7 @@
       </w:tc>
       <w:tc>
         <w:tcPr>
-          <w:tcW w:w="930" w:type="dxa"/>
+          <w:tcW w:w="937" w:type="dxa"/>
           <w:tcBorders>
             <w:top w:val="single" w:sz="2" w:space="0" w:color="auto"/>
             <w:left w:val="single" w:sz="2" w:space="0" w:color="auto"/>
@@ -1983,7 +2010,7 @@
       </w:trPr>
       <w:tc>
         <w:tcPr>
-          <w:tcW w:w="11084" w:type="dxa"/>
+          <w:tcW w:w="11170" w:type="dxa"/>
           <w:gridSpan w:val="11"/>
           <w:tcBorders>
             <w:top w:val="single" w:sz="18" w:space="0" w:color="auto"/>
@@ -2045,7 +2072,7 @@
       </w:trPr>
       <w:tc>
         <w:tcPr>
-          <w:tcW w:w="737" w:type="dxa"/>
+          <w:tcW w:w="743" w:type="dxa"/>
           <w:tcBorders>
             <w:top w:val="single" w:sz="8" w:space="0" w:color="auto"/>
             <w:left w:val="single" w:sz="18" w:space="0" w:color="auto"/>
@@ -2075,7 +2102,7 @@
       </w:tc>
       <w:tc>
         <w:tcPr>
-          <w:tcW w:w="1635" w:type="dxa"/>
+          <w:tcW w:w="1648" w:type="dxa"/>
           <w:tcBorders>
             <w:top w:val="single" w:sz="8" w:space="0" w:color="auto"/>
             <w:left w:val="single" w:sz="8" w:space="0" w:color="auto"/>
@@ -2121,7 +2148,7 @@
       </w:tc>
       <w:tc>
         <w:tcPr>
-          <w:tcW w:w="4319" w:type="dxa"/>
+          <w:tcW w:w="4352" w:type="dxa"/>
           <w:gridSpan w:val="2"/>
           <w:tcBorders>
             <w:top w:val="single" w:sz="8" w:space="0" w:color="auto"/>
@@ -2152,7 +2179,7 @@
       </w:tc>
       <w:tc>
         <w:tcPr>
-          <w:tcW w:w="1452" w:type="dxa"/>
+          <w:tcW w:w="1463" w:type="dxa"/>
           <w:gridSpan w:val="2"/>
           <w:tcBorders>
             <w:top w:val="single" w:sz="8" w:space="0" w:color="auto"/>
@@ -2183,7 +2210,7 @@
       </w:tc>
       <w:tc>
         <w:tcPr>
-          <w:tcW w:w="980" w:type="dxa"/>
+          <w:tcW w:w="988" w:type="dxa"/>
           <w:tcBorders>
             <w:top w:val="single" w:sz="8" w:space="0" w:color="auto"/>
             <w:left w:val="single" w:sz="4" w:space="0" w:color="auto"/>
@@ -2213,7 +2240,7 @@
       </w:tc>
       <w:tc>
         <w:tcPr>
-          <w:tcW w:w="980" w:type="dxa"/>
+          <w:tcW w:w="988" w:type="dxa"/>
           <w:gridSpan w:val="2"/>
           <w:tcBorders>
             <w:top w:val="single" w:sz="8" w:space="0" w:color="auto"/>
@@ -2244,7 +2271,7 @@
       </w:tc>
       <w:tc>
         <w:tcPr>
-          <w:tcW w:w="981" w:type="dxa"/>
+          <w:tcW w:w="988" w:type="dxa"/>
           <w:gridSpan w:val="2"/>
           <w:tcBorders>
             <w:top w:val="single" w:sz="8" w:space="0" w:color="auto"/>
@@ -2294,12 +2321,21 @@
       <w:pStyle w:val="a3"/>
       <w:jc w:val="center"/>
     </w:pPr>
+    <w:proofErr w:type="gramStart"/>
     <w:r>
       <w:rPr>
         <w:rFonts w:ascii="標楷體" w:hint="eastAsia"/>
         <w:sz w:val="52"/>
       </w:rPr>
-      <w:t>台郡科技股份有限公司</w:t>
+      <w:t>台郡科技</w:t>
+    </w:r>
+    <w:proofErr w:type="gramEnd"/>
+    <w:r>
+      <w:rPr>
+        <w:rFonts w:ascii="標楷體" w:hint="eastAsia"/>
+        <w:sz w:val="52"/>
+      </w:rPr>
+      <w:t>股份有限公司</w:t>
     </w:r>
   </w:p>
 </w:hdr>
@@ -2316,12 +2352,21 @@
         <w:sz w:val="52"/>
       </w:rPr>
     </w:pPr>
+    <w:proofErr w:type="gramStart"/>
     <w:r>
       <w:rPr>
         <w:rFonts w:ascii="標楷體" w:hint="eastAsia"/>
         <w:sz w:val="52"/>
       </w:rPr>
-      <w:t>台郡科技股份有限公司</w:t>
+      <w:t>台郡科技</w:t>
+    </w:r>
+    <w:proofErr w:type="gramEnd"/>
+    <w:r>
+      <w:rPr>
+        <w:rFonts w:ascii="標楷體" w:hint="eastAsia"/>
+        <w:sz w:val="52"/>
+      </w:rPr>
+      <w:t>股份有限公司</w:t>
     </w:r>
   </w:p>
   <w:tbl>
@@ -2361,7 +2406,7 @@
       </w:trPr>
       <w:tc>
         <w:tcPr>
-          <w:tcW w:w="4536" w:type="dxa"/>
+          <w:tcW w:w="5573" w:type="dxa"/>
           <w:gridSpan w:val="2"/>
           <w:vMerge w:val="restart"/>
           <w:tcBorders>
@@ -2374,26 +2419,27 @@
         </w:tcPr>
         <w:p>
           <w:pPr>
+            <w:spacing w:line="240" w:lineRule="atLeast"/>
             <w:jc w:val="center"/>
             <w:rPr>
-              <w:rFonts w:ascii="標楷體"/>
+              <w:rFonts w:ascii="標楷體" w:hAnsi="標楷體"/>
               <w:sz w:val="56"/>
               <w:szCs w:val="56"/>
             </w:rPr>
           </w:pPr>
           <w:r>
             <w:rPr>
-              <w:rFonts w:ascii="標楷體"/>
+              <w:rFonts w:ascii="標楷體" w:hAnsi="標楷體" w:cs="Arial"/>
               <w:sz w:val="56"/>
               <w:szCs w:val="56"/>
             </w:rPr>
-            <w:t>TITLE</w:t>
+            <w:t>製 造 式 樣 書</w:t>
           </w:r>
         </w:p>
       </w:tc>
       <w:tc>
         <w:tcPr>
-          <w:tcW w:w="2268" w:type="dxa"/>
+          <w:tcW w:w="1979" w:type="dxa"/>
           <w:tcBorders>
             <w:top w:val="single" w:sz="18" w:space="0" w:color="auto"/>
             <w:left w:val="single" w:sz="18" w:space="0" w:color="auto"/>
@@ -2419,7 +2465,7 @@
       </w:tc>
       <w:tc>
         <w:tcPr>
-          <w:tcW w:w="2268" w:type="dxa"/>
+          <w:tcW w:w="1979" w:type="dxa"/>
           <w:tcBorders>
             <w:top w:val="single" w:sz="18" w:space="0" w:color="auto"/>
             <w:left w:val="single" w:sz="2" w:space="0" w:color="auto"/>
@@ -2445,7 +2491,7 @@
       </w:tc>
       <w:tc>
         <w:tcPr>
-          <w:tcW w:w="932" w:type="dxa"/>
+          <w:tcW w:w="819" w:type="dxa"/>
           <w:tcBorders>
             <w:top w:val="single" w:sz="18" w:space="0" w:color="auto"/>
             <w:left w:val="single" w:sz="2" w:space="0" w:color="auto"/>
@@ -2471,7 +2517,7 @@
       </w:tc>
       <w:tc>
         <w:tcPr>
-          <w:tcW w:w="933" w:type="dxa"/>
+          <w:tcW w:w="820" w:type="dxa"/>
           <w:tcBorders>
             <w:top w:val="single" w:sz="18" w:space="0" w:color="auto"/>
             <w:left w:val="single" w:sz="2" w:space="0" w:color="auto"/>
@@ -2504,7 +2550,7 @@
       </w:trPr>
       <w:tc>
         <w:tcPr>
-          <w:tcW w:w="4536" w:type="dxa"/>
+          <w:tcW w:w="5573" w:type="dxa"/>
           <w:gridSpan w:val="2"/>
           <w:vMerge/>
           <w:tcBorders>
@@ -2522,7 +2568,7 @@
       </w:tc>
       <w:tc>
         <w:tcPr>
-          <w:tcW w:w="2268" w:type="dxa"/>
+          <w:tcW w:w="1979" w:type="dxa"/>
           <w:tcBorders>
             <w:top w:val="single" w:sz="2" w:space="0" w:color="auto"/>
             <w:left w:val="single" w:sz="18" w:space="0" w:color="auto"/>
@@ -2548,7 +2594,7 @@
       </w:tc>
       <w:tc>
         <w:tcPr>
-          <w:tcW w:w="2268" w:type="dxa"/>
+          <w:tcW w:w="1979" w:type="dxa"/>
           <w:tcBorders>
             <w:top w:val="single" w:sz="2" w:space="0" w:color="auto"/>
             <w:left w:val="single" w:sz="2" w:space="0" w:color="auto"/>
@@ -2574,7 +2620,7 @@
       </w:tc>
       <w:tc>
         <w:tcPr>
-          <w:tcW w:w="932" w:type="dxa"/>
+          <w:tcW w:w="819" w:type="dxa"/>
           <w:tcBorders>
             <w:top w:val="single" w:sz="2" w:space="0" w:color="auto"/>
             <w:left w:val="single" w:sz="2" w:space="0" w:color="auto"/>
@@ -2600,7 +2646,7 @@
       </w:tc>
       <w:tc>
         <w:tcPr>
-          <w:tcW w:w="933" w:type="dxa"/>
+          <w:tcW w:w="820" w:type="dxa"/>
           <w:tcBorders>
             <w:top w:val="single" w:sz="2" w:space="0" w:color="auto"/>
             <w:left w:val="single" w:sz="2" w:space="0" w:color="auto"/>
@@ -2628,7 +2674,7 @@
       </w:trPr>
       <w:tc>
         <w:tcPr>
-          <w:tcW w:w="1860" w:type="dxa"/>
+          <w:tcW w:w="1625" w:type="dxa"/>
           <w:tcBorders>
             <w:top w:val="single" w:sz="18" w:space="0" w:color="auto"/>
             <w:left w:val="single" w:sz="18" w:space="0" w:color="auto"/>
@@ -2656,7 +2702,7 @@
       </w:tc>
       <w:tc>
         <w:tcPr>
-          <w:tcW w:w="4536" w:type="dxa"/>
+          <w:tcW w:w="9545" w:type="dxa"/>
           <w:gridSpan w:val="5"/>
           <w:tcBorders>
             <w:top w:val="single" w:sz="18" w:space="0" w:color="auto"/>
@@ -2693,7 +2739,7 @@
       </w:trPr>
       <w:tc>
         <w:tcPr>
-          <w:tcW w:w="1860" w:type="dxa"/>
+          <w:tcW w:w="1625" w:type="dxa"/>
           <w:tcBorders>
             <w:top w:val="single" w:sz="8" w:space="0" w:color="auto"/>
             <w:left w:val="single" w:sz="18" w:space="0" w:color="auto"/>
@@ -2721,7 +2767,7 @@
       </w:tc>
       <w:tc>
         <w:tcPr>
-          <w:tcW w:w="4536" w:type="dxa"/>
+          <w:tcW w:w="9545" w:type="dxa"/>
           <w:gridSpan w:val="5"/>
           <w:tcBorders>
             <w:top w:val="single" w:sz="8" w:space="0" w:color="auto"/>
@@ -2756,7 +2802,7 @@
       </w:trPr>
       <w:tc>
         <w:tcPr>
-          <w:tcW w:w="1860" w:type="dxa"/>
+          <w:tcW w:w="1625" w:type="dxa"/>
           <w:tcBorders>
             <w:top w:val="single" w:sz="8" w:space="0" w:color="auto"/>
             <w:left w:val="single" w:sz="18" w:space="0" w:color="auto"/>
@@ -2784,7 +2830,7 @@
       </w:tc>
       <w:tc>
         <w:tcPr>
-          <w:tcW w:w="4536" w:type="dxa"/>
+          <w:tcW w:w="3948" w:type="dxa"/>
           <w:tcBorders>
             <w:top w:val="single" w:sz="8" w:space="0" w:color="auto"/>
             <w:left w:val="single" w:sz="8" w:space="0" w:color="auto"/>
@@ -2811,7 +2857,7 @@
       </w:tc>
       <w:tc>
         <w:tcPr>
-          <w:tcW w:w="2268" w:type="dxa"/>
+          <w:tcW w:w="1979" w:type="dxa"/>
           <w:tcBorders>
             <w:top w:val="single" w:sz="8" w:space="0" w:color="auto"/>
             <w:left w:val="single" w:sz="8" w:space="0" w:color="auto"/>
@@ -2825,26 +2871,28 @@
             <w:pStyle w:val="1"/>
             <w:spacing w:line="240" w:lineRule="auto"/>
             <w:rPr>
-              <w:rFonts w:ascii="Arial" w:hAnsi="Arial" w:cs="Arial"/>
+              <w:rFonts w:hAnsi="標楷體" w:cs="Arial"/>
             </w:rPr>
           </w:pPr>
           <w:r>
             <w:rPr>
-              <w:rFonts w:ascii="Arial" w:hAnsi="Arial" w:cs="Arial" w:hint="eastAsia"/>
+              <w:rFonts w:hAnsi="標楷體" w:cs="Arial" w:hint="eastAsia"/>
             </w:rPr>
             <w:t>式樣</w:t>
           </w:r>
+          <w:bookmarkStart w:id="1" w:name="_GoBack"/>
           <w:r>
             <w:rPr>
-              <w:rFonts w:ascii="Arial" w:hAnsi="Arial" w:cs="Arial" w:hint="eastAsia"/>
+              <w:rFonts w:ascii="Arial" w:hAnsi="Arial" w:cs="Arial"/>
             </w:rPr>
             <w:t>NO</w:t>
           </w:r>
+          <w:bookmarkEnd w:id="1"/>
         </w:p>
       </w:tc>
       <w:tc>
         <w:tcPr>
-          <w:tcW w:w="3104" w:type="dxa"/>
+          <w:tcW w:w="3618" w:type="dxa"/>
           <w:gridSpan w:val="3"/>
           <w:tcBorders>
             <w:top w:val="single" w:sz="8" w:space="0" w:color="auto"/>
@@ -7790,7 +7838,7 @@
 </file>
 
 <file path=customXml/itemProps1.xml><?xml version="1.0" encoding="utf-8"?>
-<ds:datastoreItem xmlns:ds="http://schemas.openxmlformats.org/officeDocument/2006/customXml" ds:itemID="{E7C7B1F4-CC30-4339-93FB-DFEB32186001}">
+<ds:datastoreItem xmlns:ds="http://schemas.openxmlformats.org/officeDocument/2006/customXml" ds:itemID="{A8FFDE1D-265E-4395-A8C9-8DB03489B80B}">
   <ds:schemaRefs>
     <ds:schemaRef ds:uri="http://schemas.openxmlformats.org/officeDocument/2006/bibliography"/>
   </ds:schemaRefs>
